--- a/reference/Participant_Guide.docx
+++ b/reference/Participant_Guide.docx
@@ -15546,6 +15546,7 @@
 
 <file path=docMetadata/LabelInfo.xml><?xml version="1.0" encoding="utf-8"?>
 <clbl:labelList xmlns:clbl="http://schemas.microsoft.com/office/2020/mipLabelMetadata">
+  <clbl:label id="{3bc062e4-ac9d-4c17-b4dd-3aad637ff1ac}" enabled="0" method="" siteId="{3bc062e4-ac9d-4c17-b4dd-3aad637ff1ac}" removed="1"/>
   <clbl:label id="{b1c9b508-7c6e-42bd-bedf-808292653d6c}" enabled="1" method="Standard" siteId="{2882be50-2012-4d88-ac86-544124e120c8}" removed="0"/>
 </clbl:labelList>
 </file>